--- a/template_travel_schedule.docx
+++ b/template_travel_schedule.docx
@@ -406,6 +406,34 @@
       </w:r>
       <w:r>
         <w:rPr>
+          <w:rFonts w:ascii="TH SarabunPSK" w:hAnsi="TH SarabunPSK" w:cs="TH SarabunPSK" w:hint="cs"/>
+          <w:color w:val="000000"/>
+          <w:sz w:val="32"/>
+          <w:szCs w:val="32"/>
+          <w:cs/>
+        </w:rPr>
+        <w:t>จังหวัด</w:t>
+      </w:r>
+      <w:r>
+        <w:rPr>
+          <w:rFonts w:ascii="TH SarabunPSK" w:hAnsi="TH SarabunPSK" w:cs="TH SarabunPSK"/>
+          <w:sz w:val="32"/>
+          <w:szCs w:val="32"/>
+          <w:lang w:val="en-US"/>
+        </w:rPr>
+        <w:t>{province}</w:t>
+      </w:r>
+      <w:r>
+        <w:rPr>
+          <w:rFonts w:ascii="TH SarabunPSK" w:hAnsi="TH SarabunPSK" w:cs="TH SarabunPSK"/>
+          <w:sz w:val="32"/>
+          <w:szCs w:val="32"/>
+          <w:lang w:val="en-US"/>
+        </w:rPr>
+        <w:t xml:space="preserve"> </w:t>
+      </w:r>
+      <w:r>
+        <w:rPr>
           <w:rFonts w:ascii="TH SarabunPSK" w:hAnsi="TH SarabunPSK" w:cs="TH SarabunPSK"/>
           <w:color w:val="000000"/>
           <w:sz w:val="32"/>
@@ -468,7 +496,23 @@
           <w:szCs w:val="32"/>
         </w:rPr>
         <w:t xml:space="preserve">} </w:t>
+      </w:r>
+      <w:r>
+        <w:rPr>
+          <w:rFonts w:ascii="TH SarabunPSK" w:hAnsi="TH SarabunPSK" w:cs="TH SarabunPSK"/>
+          <w:color w:val="000000"/>
+          <w:sz w:val="32"/>
+          <w:szCs w:val="32"/>
+        </w:rPr>
         <w:tab/>
+      </w:r>
+      <w:r>
+        <w:rPr>
+          <w:rFonts w:ascii="TH SarabunPSK" w:hAnsi="TH SarabunPSK" w:cs="TH SarabunPSK"/>
+          <w:color w:val="000000"/>
+          <w:sz w:val="32"/>
+          <w:szCs w:val="32"/>
+        </w:rPr>
         <w:tab/>
       </w:r>
       <w:r>
@@ -513,7 +557,7 @@
     <w:p>
       <w:pPr>
         <w:rPr>
-          <w:rFonts w:ascii="TH SarabunPSK" w:hAnsi="TH SarabunPSK" w:cs="TH SarabunPSK" w:hint="cs"/>
+          <w:rFonts w:ascii="TH SarabunPSK" w:hAnsi="TH SarabunPSK" w:cs="TH SarabunPSK"/>
           <w:color w:val="000000"/>
           <w:sz w:val="32"/>
           <w:szCs w:val="32"/>
@@ -567,8 +611,35 @@
           <w:lang w:val="en-US"/>
         </w:rPr>
         <w:t xml:space="preserve">} </w:t>
+      </w:r>
+      <w:r>
+        <w:rPr>
+          <w:rFonts w:ascii="TH SarabunPSK" w:hAnsi="TH SarabunPSK" w:cs="TH SarabunPSK"/>
+          <w:color w:val="000000"/>
+          <w:sz w:val="32"/>
+          <w:szCs w:val="32"/>
+          <w:lang w:val="en-US"/>
+        </w:rPr>
         <w:tab/>
+      </w:r>
+      <w:r>
+        <w:rPr>
+          <w:rFonts w:ascii="TH SarabunPSK" w:hAnsi="TH SarabunPSK" w:cs="TH SarabunPSK"/>
+          <w:color w:val="000000"/>
+          <w:sz w:val="32"/>
+          <w:szCs w:val="32"/>
+          <w:lang w:val="en-US"/>
+        </w:rPr>
         <w:tab/>
+      </w:r>
+      <w:r>
+        <w:rPr>
+          <w:rFonts w:ascii="TH SarabunPSK" w:hAnsi="TH SarabunPSK" w:cs="TH SarabunPSK"/>
+          <w:color w:val="000000"/>
+          <w:sz w:val="32"/>
+          <w:szCs w:val="32"/>
+          <w:lang w:val="en-US"/>
+        </w:rPr>
         <w:tab/>
       </w:r>
       <w:r>

--- a/template_travel_schedule.docx
+++ b/template_travel_schedule.docx
@@ -877,6 +877,7 @@
           </w:tcPr>
           <w:p>
             <w:pPr>
+              <w:spacing w:before="240"/>
               <w:jc w:val="center"/>
               <w:rPr>
                 <w:rFonts w:ascii="TH SarabunPSK" w:hAnsi="TH SarabunPSK" w:cs="TH SarabunPSK"/>

--- a/template_travel_schedule.docx
+++ b/template_travel_schedule.docx
@@ -403,16 +403,6 @@
           <w:szCs w:val="32"/>
         </w:rPr>
         <w:t xml:space="preserve"> </w:t>
-      </w:r>
-      <w:r>
-        <w:rPr>
-          <w:rFonts w:ascii="TH SarabunPSK" w:hAnsi="TH SarabunPSK" w:cs="TH SarabunPSK" w:hint="cs"/>
-          <w:color w:val="000000"/>
-          <w:sz w:val="32"/>
-          <w:szCs w:val="32"/>
-          <w:cs/>
-        </w:rPr>
-        <w:t>จังหวัด</w:t>
       </w:r>
       <w:r>
         <w:rPr>
